--- a/docs/informe/Informe.docx
+++ b/docs/informe/Informe.docx
@@ -9894,6 +9894,45 @@
           </w:p>
         </w:tc>
       </w:tr>
+      <w:tr>
+        <w:tc>
+          <w:tcPr>
+            <w:tcW w:type="dxa" w:w="4680"/>
+          </w:tcPr>
+          <w:p>
+            <w:pPr>
+              <w:spacing w:after="0"/>
+              <w:jc w:val="left"/>
+            </w:pPr>
+            <w:r>
+              <w:rPr>
+                <w:rFonts w:ascii="Times New Roman" w:hAnsi="Times New Roman" w:eastAsia="Times New Roman" w:cs="Times New Roman"/>
+                <w:noProof w:val="0"/>
+                <w:sz w:val="24"/>
+                <w:szCs w:val="24"/>
+                <w:lang w:val="es-ES"/>
+              </w:rPr>
+              <w:t>Video de demostración</w:t>
+            </w:r>
+          </w:p>
+        </w:tc>
+        <w:tc>
+          <w:tcPr>
+            <w:tcW w:type="dxa" w:w="4680"/>
+          </w:tcPr>
+          <w:p>
+            <w:hyperlink r:id="rId8">
+              <w:r>
+                <w:rPr>
+                  <w:rStyle w:val="Hyperlink"/>
+                  <w:lang w:val="es-ES"/>
+                </w:rPr>
+                <w:t>https://youtu.be/0zrbxGzc0fI</w:t>
+              </w:r>
+            </w:hyperlink>
+          </w:p>
+        </w:tc>
+      </w:tr>
     </w:tbl>
     <w:p>
       <w:pPr>
@@ -9934,7 +9973,7 @@
                     <pic:cNvPicPr/>
                   </pic:nvPicPr>
                   <pic:blipFill>
-                    <a:blip r:embed="rId8"/>
+                    <a:blip r:embed="rId9"/>
                     <a:stretch>
                       <a:fillRect/>
                     </a:stretch>
@@ -9991,7 +10030,7 @@
                     <pic:cNvPicPr/>
                   </pic:nvPicPr>
                   <pic:blipFill>
-                    <a:blip r:embed="rId9"/>
+                    <a:blip r:embed="rId10"/>
                     <a:stretch>
                       <a:fillRect/>
                     </a:stretch>
@@ -10048,7 +10087,7 @@
                     <pic:cNvPicPr/>
                   </pic:nvPicPr>
                   <pic:blipFill>
-                    <a:blip r:embed="rId10"/>
+                    <a:blip r:embed="rId11"/>
                     <a:stretch>
                       <a:fillRect/>
                     </a:stretch>
@@ -10105,7 +10144,7 @@
                     <pic:cNvPicPr/>
                   </pic:nvPicPr>
                   <pic:blipFill>
-                    <a:blip r:embed="rId11"/>
+                    <a:blip r:embed="rId12"/>
                     <a:stretch>
                       <a:fillRect/>
                     </a:stretch>
@@ -10162,7 +10201,7 @@
                     <pic:cNvPicPr/>
                   </pic:nvPicPr>
                   <pic:blipFill>
-                    <a:blip r:embed="rId12"/>
+                    <a:blip r:embed="rId13"/>
                     <a:stretch>
                       <a:fillRect/>
                     </a:stretch>
@@ -10219,7 +10258,7 @@
                     <pic:cNvPicPr/>
                   </pic:nvPicPr>
                   <pic:blipFill>
-                    <a:blip r:embed="rId13"/>
+                    <a:blip r:embed="rId14"/>
                     <a:stretch>
                       <a:fillRect/>
                     </a:stretch>
@@ -12054,7 +12093,7 @@
                     <pic:cNvPicPr/>
                   </pic:nvPicPr>
                   <pic:blipFill>
-                    <a:blip r:embed="rId14"/>
+                    <a:blip r:embed="rId15"/>
                     <a:stretch>
                       <a:fillRect/>
                     </a:stretch>
@@ -12111,7 +12150,7 @@
                     <pic:cNvPicPr/>
                   </pic:nvPicPr>
                   <pic:blipFill>
-                    <a:blip r:embed="rId15"/>
+                    <a:blip r:embed="rId16"/>
                     <a:stretch>
                       <a:fillRect/>
                     </a:stretch>
@@ -12168,7 +12207,7 @@
                     <pic:cNvPicPr/>
                   </pic:nvPicPr>
                   <pic:blipFill>
-                    <a:blip r:embed="rId16"/>
+                    <a:blip r:embed="rId17"/>
                     <a:stretch>
                       <a:fillRect/>
                     </a:stretch>
@@ -12225,7 +12264,7 @@
                     <pic:cNvPicPr/>
                   </pic:nvPicPr>
                   <pic:blipFill>
-                    <a:blip r:embed="rId17"/>
+                    <a:blip r:embed="rId18"/>
                     <a:stretch>
                       <a:fillRect/>
                     </a:stretch>
